--- a/cv/cv-2026-06-19-ops-rq11154-senior-dev.docx
+++ b/cv/cv-2026-06-19-ops-rq11154-senior-dev.docx
@@ -618,7 +618,7 @@
           <w:sz w:val="18"/>
           <w:szCs w:val="18"/>
         </w:rPr>
-        <w:t xml:space="preserve">   Kingston / Toronto, Ontario (Remote)</w:t>
+        <w:t xml:space="preserve">   Toronto, Ontario (Remote)</w:t>
       </w:r>
       <w:r>
         <w:tab/>
